--- a/src/modules/planning/expectation-horizon-template.docx
+++ b/src/modules/planning/expectation-horizon-template.docx
@@ -41,7 +41,6 @@
                 <w:rFonts w:cstheme="minorHAnsi"/>
                 <w:b/>
                 <w:bCs/>
-                <w:sz w:val="22"/>
                 <w:szCs w:val="22"/>
               </w:rPr>
             </w:pPr>
@@ -50,7 +49,6 @@
                 <w:rFonts w:cstheme="minorHAnsi"/>
                 <w:b/>
                 <w:bCs/>
-                <w:sz w:val="22"/>
                 <w:szCs w:val="22"/>
               </w:rPr>
               <w:t>Nr.</w:t>
@@ -70,7 +68,6 @@
                 <w:rFonts w:cstheme="minorHAnsi"/>
                 <w:b/>
                 <w:bCs/>
-                <w:sz w:val="22"/>
                 <w:szCs w:val="22"/>
               </w:rPr>
             </w:pPr>
@@ -79,7 +76,6 @@
                 <w:rFonts w:cstheme="minorHAnsi"/>
                 <w:b/>
                 <w:bCs/>
-                <w:sz w:val="22"/>
                 <w:szCs w:val="22"/>
               </w:rPr>
               <w:t>Erwartete Prüfungsleistungen</w:t>
@@ -99,7 +95,6 @@
                 <w:rFonts w:cstheme="minorHAnsi"/>
                 <w:b/>
                 <w:bCs/>
-                <w:sz w:val="22"/>
                 <w:szCs w:val="22"/>
               </w:rPr>
             </w:pPr>
@@ -108,7 +103,6 @@
                 <w:rFonts w:cstheme="minorHAnsi"/>
                 <w:b/>
                 <w:bCs/>
-                <w:sz w:val="22"/>
                 <w:szCs w:val="22"/>
               </w:rPr>
               <w:t>AFB</w:t>
@@ -128,7 +122,6 @@
                 <w:rFonts w:cstheme="minorHAnsi"/>
                 <w:b/>
                 <w:bCs/>
-                <w:sz w:val="22"/>
                 <w:szCs w:val="22"/>
               </w:rPr>
             </w:pPr>
@@ -137,7 +130,6 @@
                 <w:rFonts w:cstheme="minorHAnsi"/>
                 <w:b/>
                 <w:bCs/>
-                <w:sz w:val="22"/>
                 <w:szCs w:val="22"/>
               </w:rPr>
               <w:t>BE1</w:t>
@@ -157,7 +149,6 @@
                 <w:rFonts w:cstheme="minorHAnsi"/>
                 <w:b/>
                 <w:bCs/>
-                <w:sz w:val="22"/>
                 <w:szCs w:val="22"/>
               </w:rPr>
             </w:pPr>
@@ -166,7 +157,6 @@
                 <w:rFonts w:cstheme="minorHAnsi"/>
                 <w:b/>
                 <w:bCs/>
-                <w:sz w:val="22"/>
                 <w:szCs w:val="22"/>
               </w:rPr>
               <w:t>BE2</w:t>
@@ -185,16 +175,9 @@
           </w:tcPr>
           <w:p>
             <w:pPr>
-              <w:pStyle w:val="Listenabsatz"/>
-              <w:numPr>
-                <w:ilvl w:val="0"/>
-                <w:numId w:val="1"/>
-              </w:numPr>
-              <w:ind w:left="-112" w:firstLine="112"/>
-              <w:jc w:val="center"/>
-              <w:rPr>
-                <w:rFonts w:cstheme="minorHAnsi"/>
-                <w:sz w:val="22"/>
+              <w:jc w:val="center"/>
+              <w:rPr>
+                <w:rFonts w:cstheme="minorHAnsi"/>
                 <w:szCs w:val="22"/>
               </w:rPr>
             </w:pPr>
@@ -209,7 +192,6 @@
             <w:pPr>
               <w:rPr>
                 <w:rFonts w:cstheme="minorHAnsi"/>
-                <w:sz w:val="22"/>
                 <w:szCs w:val="22"/>
               </w:rPr>
             </w:pPr>
@@ -225,39 +207,36 @@
               <w:jc w:val="center"/>
               <w:rPr>
                 <w:rFonts w:cstheme="minorHAnsi"/>
-                <w:sz w:val="22"/>
-                <w:szCs w:val="22"/>
-              </w:rPr>
-            </w:pPr>
-          </w:p>
-        </w:tc>
-        <w:tc>
-          <w:tcPr>
-            <w:tcW w:w="567" w:type="dxa"/>
-            <w:vAlign w:val="center"/>
-          </w:tcPr>
-          <w:p>
-            <w:pPr>
-              <w:jc w:val="center"/>
-              <w:rPr>
-                <w:rFonts w:cstheme="minorHAnsi"/>
-                <w:sz w:val="22"/>
-                <w:szCs w:val="22"/>
-              </w:rPr>
-            </w:pPr>
-          </w:p>
-        </w:tc>
-        <w:tc>
-          <w:tcPr>
-            <w:tcW w:w="567" w:type="dxa"/>
-            <w:vAlign w:val="center"/>
-          </w:tcPr>
-          <w:p>
-            <w:pPr>
-              <w:jc w:val="center"/>
-              <w:rPr>
-                <w:rFonts w:cstheme="minorHAnsi"/>
-                <w:sz w:val="22"/>
+                <w:szCs w:val="22"/>
+              </w:rPr>
+            </w:pPr>
+          </w:p>
+        </w:tc>
+        <w:tc>
+          <w:tcPr>
+            <w:tcW w:w="567" w:type="dxa"/>
+            <w:vAlign w:val="center"/>
+          </w:tcPr>
+          <w:p>
+            <w:pPr>
+              <w:jc w:val="center"/>
+              <w:rPr>
+                <w:rFonts w:cstheme="minorHAnsi"/>
+                <w:szCs w:val="22"/>
+              </w:rPr>
+            </w:pPr>
+          </w:p>
+        </w:tc>
+        <w:tc>
+          <w:tcPr>
+            <w:tcW w:w="567" w:type="dxa"/>
+            <w:vAlign w:val="center"/>
+          </w:tcPr>
+          <w:p>
+            <w:pPr>
+              <w:jc w:val="center"/>
+              <w:rPr>
+                <w:rFonts w:cstheme="minorHAnsi"/>
                 <w:szCs w:val="22"/>
               </w:rPr>
             </w:pPr>
@@ -275,16 +254,9 @@
           </w:tcPr>
           <w:p>
             <w:pPr>
-              <w:pStyle w:val="Listenabsatz"/>
-              <w:numPr>
-                <w:ilvl w:val="0"/>
-                <w:numId w:val="1"/>
-              </w:numPr>
-              <w:ind w:left="-112" w:firstLine="112"/>
-              <w:jc w:val="center"/>
-              <w:rPr>
-                <w:rFonts w:cstheme="minorHAnsi"/>
-                <w:sz w:val="22"/>
+              <w:jc w:val="center"/>
+              <w:rPr>
+                <w:rFonts w:cstheme="minorHAnsi"/>
                 <w:szCs w:val="22"/>
               </w:rPr>
             </w:pPr>
@@ -299,7 +271,6 @@
             <w:pPr>
               <w:rPr>
                 <w:rFonts w:cstheme="minorHAnsi"/>
-                <w:sz w:val="22"/>
                 <w:szCs w:val="22"/>
               </w:rPr>
             </w:pPr>
@@ -315,39 +286,36 @@
               <w:jc w:val="center"/>
               <w:rPr>
                 <w:rFonts w:cstheme="minorHAnsi"/>
-                <w:sz w:val="22"/>
-                <w:szCs w:val="22"/>
-              </w:rPr>
-            </w:pPr>
-          </w:p>
-        </w:tc>
-        <w:tc>
-          <w:tcPr>
-            <w:tcW w:w="567" w:type="dxa"/>
-            <w:vAlign w:val="center"/>
-          </w:tcPr>
-          <w:p>
-            <w:pPr>
-              <w:jc w:val="center"/>
-              <w:rPr>
-                <w:rFonts w:cstheme="minorHAnsi"/>
-                <w:sz w:val="22"/>
-                <w:szCs w:val="22"/>
-              </w:rPr>
-            </w:pPr>
-          </w:p>
-        </w:tc>
-        <w:tc>
-          <w:tcPr>
-            <w:tcW w:w="567" w:type="dxa"/>
-            <w:vAlign w:val="center"/>
-          </w:tcPr>
-          <w:p>
-            <w:pPr>
-              <w:jc w:val="center"/>
-              <w:rPr>
-                <w:rFonts w:cstheme="minorHAnsi"/>
-                <w:sz w:val="22"/>
+                <w:szCs w:val="22"/>
+              </w:rPr>
+            </w:pPr>
+          </w:p>
+        </w:tc>
+        <w:tc>
+          <w:tcPr>
+            <w:tcW w:w="567" w:type="dxa"/>
+            <w:vAlign w:val="center"/>
+          </w:tcPr>
+          <w:p>
+            <w:pPr>
+              <w:jc w:val="center"/>
+              <w:rPr>
+                <w:rFonts w:cstheme="minorHAnsi"/>
+                <w:szCs w:val="22"/>
+              </w:rPr>
+            </w:pPr>
+          </w:p>
+        </w:tc>
+        <w:tc>
+          <w:tcPr>
+            <w:tcW w:w="567" w:type="dxa"/>
+            <w:vAlign w:val="center"/>
+          </w:tcPr>
+          <w:p>
+            <w:pPr>
+              <w:jc w:val="center"/>
+              <w:rPr>
+                <w:rFonts w:cstheme="minorHAnsi"/>
                 <w:szCs w:val="22"/>
               </w:rPr>
             </w:pPr>
@@ -365,16 +333,9 @@
           </w:tcPr>
           <w:p>
             <w:pPr>
-              <w:pStyle w:val="Listenabsatz"/>
-              <w:numPr>
-                <w:ilvl w:val="0"/>
-                <w:numId w:val="1"/>
-              </w:numPr>
-              <w:ind w:left="-112" w:firstLine="112"/>
-              <w:jc w:val="center"/>
-              <w:rPr>
-                <w:rFonts w:cstheme="minorHAnsi"/>
-                <w:sz w:val="22"/>
+              <w:jc w:val="center"/>
+              <w:rPr>
+                <w:rFonts w:cstheme="minorHAnsi"/>
                 <w:szCs w:val="22"/>
               </w:rPr>
             </w:pPr>
@@ -389,7 +350,6 @@
             <w:pPr>
               <w:rPr>
                 <w:rFonts w:cstheme="minorHAnsi"/>
-                <w:sz w:val="22"/>
                 <w:szCs w:val="22"/>
               </w:rPr>
             </w:pPr>
@@ -405,39 +365,36 @@
               <w:jc w:val="center"/>
               <w:rPr>
                 <w:rFonts w:cstheme="minorHAnsi"/>
-                <w:sz w:val="22"/>
-                <w:szCs w:val="22"/>
-              </w:rPr>
-            </w:pPr>
-          </w:p>
-        </w:tc>
-        <w:tc>
-          <w:tcPr>
-            <w:tcW w:w="567" w:type="dxa"/>
-            <w:vAlign w:val="center"/>
-          </w:tcPr>
-          <w:p>
-            <w:pPr>
-              <w:jc w:val="center"/>
-              <w:rPr>
-                <w:rFonts w:cstheme="minorHAnsi"/>
-                <w:sz w:val="22"/>
-                <w:szCs w:val="22"/>
-              </w:rPr>
-            </w:pPr>
-          </w:p>
-        </w:tc>
-        <w:tc>
-          <w:tcPr>
-            <w:tcW w:w="567" w:type="dxa"/>
-            <w:vAlign w:val="center"/>
-          </w:tcPr>
-          <w:p>
-            <w:pPr>
-              <w:jc w:val="center"/>
-              <w:rPr>
-                <w:rFonts w:cstheme="minorHAnsi"/>
-                <w:sz w:val="22"/>
+                <w:szCs w:val="22"/>
+              </w:rPr>
+            </w:pPr>
+          </w:p>
+        </w:tc>
+        <w:tc>
+          <w:tcPr>
+            <w:tcW w:w="567" w:type="dxa"/>
+            <w:vAlign w:val="center"/>
+          </w:tcPr>
+          <w:p>
+            <w:pPr>
+              <w:jc w:val="center"/>
+              <w:rPr>
+                <w:rFonts w:cstheme="minorHAnsi"/>
+                <w:szCs w:val="22"/>
+              </w:rPr>
+            </w:pPr>
+          </w:p>
+        </w:tc>
+        <w:tc>
+          <w:tcPr>
+            <w:tcW w:w="567" w:type="dxa"/>
+            <w:vAlign w:val="center"/>
+          </w:tcPr>
+          <w:p>
+            <w:pPr>
+              <w:jc w:val="center"/>
+              <w:rPr>
+                <w:rFonts w:cstheme="minorHAnsi"/>
                 <w:szCs w:val="22"/>
               </w:rPr>
             </w:pPr>
@@ -455,16 +412,9 @@
           </w:tcPr>
           <w:p>
             <w:pPr>
-              <w:pStyle w:val="Listenabsatz"/>
-              <w:numPr>
-                <w:ilvl w:val="0"/>
-                <w:numId w:val="1"/>
-              </w:numPr>
-              <w:ind w:left="-112" w:firstLine="112"/>
-              <w:jc w:val="center"/>
-              <w:rPr>
-                <w:rFonts w:cstheme="minorHAnsi"/>
-                <w:sz w:val="22"/>
+              <w:jc w:val="center"/>
+              <w:rPr>
+                <w:rFonts w:cstheme="minorHAnsi"/>
                 <w:szCs w:val="22"/>
               </w:rPr>
             </w:pPr>
@@ -479,7 +429,6 @@
             <w:pPr>
               <w:rPr>
                 <w:rFonts w:cstheme="minorHAnsi"/>
-                <w:sz w:val="22"/>
                 <w:szCs w:val="22"/>
               </w:rPr>
             </w:pPr>
@@ -495,39 +444,36 @@
               <w:jc w:val="center"/>
               <w:rPr>
                 <w:rFonts w:cstheme="minorHAnsi"/>
-                <w:sz w:val="22"/>
-                <w:szCs w:val="22"/>
-              </w:rPr>
-            </w:pPr>
-          </w:p>
-        </w:tc>
-        <w:tc>
-          <w:tcPr>
-            <w:tcW w:w="567" w:type="dxa"/>
-            <w:vAlign w:val="center"/>
-          </w:tcPr>
-          <w:p>
-            <w:pPr>
-              <w:jc w:val="center"/>
-              <w:rPr>
-                <w:rFonts w:cstheme="minorHAnsi"/>
-                <w:sz w:val="22"/>
-                <w:szCs w:val="22"/>
-              </w:rPr>
-            </w:pPr>
-          </w:p>
-        </w:tc>
-        <w:tc>
-          <w:tcPr>
-            <w:tcW w:w="567" w:type="dxa"/>
-            <w:vAlign w:val="center"/>
-          </w:tcPr>
-          <w:p>
-            <w:pPr>
-              <w:jc w:val="center"/>
-              <w:rPr>
-                <w:rFonts w:cstheme="minorHAnsi"/>
-                <w:sz w:val="22"/>
+                <w:szCs w:val="22"/>
+              </w:rPr>
+            </w:pPr>
+          </w:p>
+        </w:tc>
+        <w:tc>
+          <w:tcPr>
+            <w:tcW w:w="567" w:type="dxa"/>
+            <w:vAlign w:val="center"/>
+          </w:tcPr>
+          <w:p>
+            <w:pPr>
+              <w:jc w:val="center"/>
+              <w:rPr>
+                <w:rFonts w:cstheme="minorHAnsi"/>
+                <w:szCs w:val="22"/>
+              </w:rPr>
+            </w:pPr>
+          </w:p>
+        </w:tc>
+        <w:tc>
+          <w:tcPr>
+            <w:tcW w:w="567" w:type="dxa"/>
+            <w:vAlign w:val="center"/>
+          </w:tcPr>
+          <w:p>
+            <w:pPr>
+              <w:jc w:val="center"/>
+              <w:rPr>
+                <w:rFonts w:cstheme="minorHAnsi"/>
                 <w:szCs w:val="22"/>
               </w:rPr>
             </w:pPr>
@@ -545,16 +491,9 @@
           </w:tcPr>
           <w:p>
             <w:pPr>
-              <w:pStyle w:val="Listenabsatz"/>
-              <w:numPr>
-                <w:ilvl w:val="0"/>
-                <w:numId w:val="1"/>
-              </w:numPr>
-              <w:ind w:left="-112" w:firstLine="112"/>
-              <w:jc w:val="center"/>
-              <w:rPr>
-                <w:rFonts w:cstheme="minorHAnsi"/>
-                <w:sz w:val="22"/>
+              <w:jc w:val="center"/>
+              <w:rPr>
+                <w:rFonts w:cstheme="minorHAnsi"/>
                 <w:szCs w:val="22"/>
               </w:rPr>
             </w:pPr>
@@ -569,7 +508,6 @@
             <w:pPr>
               <w:rPr>
                 <w:rFonts w:cstheme="minorHAnsi"/>
-                <w:sz w:val="22"/>
                 <w:szCs w:val="22"/>
               </w:rPr>
             </w:pPr>
@@ -585,39 +523,36 @@
               <w:jc w:val="center"/>
               <w:rPr>
                 <w:rFonts w:cstheme="minorHAnsi"/>
-                <w:sz w:val="22"/>
-                <w:szCs w:val="22"/>
-              </w:rPr>
-            </w:pPr>
-          </w:p>
-        </w:tc>
-        <w:tc>
-          <w:tcPr>
-            <w:tcW w:w="567" w:type="dxa"/>
-            <w:vAlign w:val="center"/>
-          </w:tcPr>
-          <w:p>
-            <w:pPr>
-              <w:jc w:val="center"/>
-              <w:rPr>
-                <w:rFonts w:cstheme="minorHAnsi"/>
-                <w:sz w:val="22"/>
-                <w:szCs w:val="22"/>
-              </w:rPr>
-            </w:pPr>
-          </w:p>
-        </w:tc>
-        <w:tc>
-          <w:tcPr>
-            <w:tcW w:w="567" w:type="dxa"/>
-            <w:vAlign w:val="center"/>
-          </w:tcPr>
-          <w:p>
-            <w:pPr>
-              <w:jc w:val="center"/>
-              <w:rPr>
-                <w:rFonts w:cstheme="minorHAnsi"/>
-                <w:sz w:val="22"/>
+                <w:szCs w:val="22"/>
+              </w:rPr>
+            </w:pPr>
+          </w:p>
+        </w:tc>
+        <w:tc>
+          <w:tcPr>
+            <w:tcW w:w="567" w:type="dxa"/>
+            <w:vAlign w:val="center"/>
+          </w:tcPr>
+          <w:p>
+            <w:pPr>
+              <w:jc w:val="center"/>
+              <w:rPr>
+                <w:rFonts w:cstheme="minorHAnsi"/>
+                <w:szCs w:val="22"/>
+              </w:rPr>
+            </w:pPr>
+          </w:p>
+        </w:tc>
+        <w:tc>
+          <w:tcPr>
+            <w:tcW w:w="567" w:type="dxa"/>
+            <w:vAlign w:val="center"/>
+          </w:tcPr>
+          <w:p>
+            <w:pPr>
+              <w:jc w:val="center"/>
+              <w:rPr>
+                <w:rFonts w:cstheme="minorHAnsi"/>
                 <w:szCs w:val="22"/>
               </w:rPr>
             </w:pPr>
@@ -635,16 +570,9 @@
           </w:tcPr>
           <w:p>
             <w:pPr>
-              <w:pStyle w:val="Listenabsatz"/>
-              <w:numPr>
-                <w:ilvl w:val="0"/>
-                <w:numId w:val="1"/>
-              </w:numPr>
-              <w:ind w:left="-112" w:firstLine="112"/>
-              <w:jc w:val="center"/>
-              <w:rPr>
-                <w:rFonts w:cstheme="minorHAnsi"/>
-                <w:sz w:val="22"/>
+              <w:jc w:val="center"/>
+              <w:rPr>
+                <w:rFonts w:cstheme="minorHAnsi"/>
                 <w:szCs w:val="22"/>
               </w:rPr>
             </w:pPr>
@@ -659,7 +587,6 @@
             <w:pPr>
               <w:rPr>
                 <w:rFonts w:cstheme="minorHAnsi"/>
-                <w:sz w:val="22"/>
                 <w:szCs w:val="22"/>
               </w:rPr>
             </w:pPr>
@@ -675,39 +602,36 @@
               <w:jc w:val="center"/>
               <w:rPr>
                 <w:rFonts w:cstheme="minorHAnsi"/>
-                <w:sz w:val="22"/>
-                <w:szCs w:val="22"/>
-              </w:rPr>
-            </w:pPr>
-          </w:p>
-        </w:tc>
-        <w:tc>
-          <w:tcPr>
-            <w:tcW w:w="567" w:type="dxa"/>
-            <w:vAlign w:val="center"/>
-          </w:tcPr>
-          <w:p>
-            <w:pPr>
-              <w:jc w:val="center"/>
-              <w:rPr>
-                <w:rFonts w:cstheme="minorHAnsi"/>
-                <w:sz w:val="22"/>
-                <w:szCs w:val="22"/>
-              </w:rPr>
-            </w:pPr>
-          </w:p>
-        </w:tc>
-        <w:tc>
-          <w:tcPr>
-            <w:tcW w:w="567" w:type="dxa"/>
-            <w:vAlign w:val="center"/>
-          </w:tcPr>
-          <w:p>
-            <w:pPr>
-              <w:jc w:val="center"/>
-              <w:rPr>
-                <w:rFonts w:cstheme="minorHAnsi"/>
-                <w:sz w:val="22"/>
+                <w:szCs w:val="22"/>
+              </w:rPr>
+            </w:pPr>
+          </w:p>
+        </w:tc>
+        <w:tc>
+          <w:tcPr>
+            <w:tcW w:w="567" w:type="dxa"/>
+            <w:vAlign w:val="center"/>
+          </w:tcPr>
+          <w:p>
+            <w:pPr>
+              <w:jc w:val="center"/>
+              <w:rPr>
+                <w:rFonts w:cstheme="minorHAnsi"/>
+                <w:szCs w:val="22"/>
+              </w:rPr>
+            </w:pPr>
+          </w:p>
+        </w:tc>
+        <w:tc>
+          <w:tcPr>
+            <w:tcW w:w="567" w:type="dxa"/>
+            <w:vAlign w:val="center"/>
+          </w:tcPr>
+          <w:p>
+            <w:pPr>
+              <w:jc w:val="center"/>
+              <w:rPr>
+                <w:rFonts w:cstheme="minorHAnsi"/>
                 <w:szCs w:val="22"/>
               </w:rPr>
             </w:pPr>
@@ -725,16 +649,9 @@
           </w:tcPr>
           <w:p>
             <w:pPr>
-              <w:pStyle w:val="Listenabsatz"/>
-              <w:numPr>
-                <w:ilvl w:val="0"/>
-                <w:numId w:val="1"/>
-              </w:numPr>
-              <w:ind w:left="-112" w:firstLine="112"/>
-              <w:jc w:val="center"/>
-              <w:rPr>
-                <w:rFonts w:cstheme="minorHAnsi"/>
-                <w:sz w:val="22"/>
+              <w:jc w:val="center"/>
+              <w:rPr>
+                <w:rFonts w:cstheme="minorHAnsi"/>
                 <w:szCs w:val="22"/>
               </w:rPr>
             </w:pPr>
@@ -749,7 +666,6 @@
             <w:pPr>
               <w:rPr>
                 <w:rFonts w:cstheme="minorHAnsi"/>
-                <w:sz w:val="22"/>
                 <w:szCs w:val="22"/>
               </w:rPr>
             </w:pPr>
@@ -765,39 +681,36 @@
               <w:jc w:val="center"/>
               <w:rPr>
                 <w:rFonts w:cstheme="minorHAnsi"/>
-                <w:sz w:val="22"/>
-                <w:szCs w:val="22"/>
-              </w:rPr>
-            </w:pPr>
-          </w:p>
-        </w:tc>
-        <w:tc>
-          <w:tcPr>
-            <w:tcW w:w="567" w:type="dxa"/>
-            <w:vAlign w:val="center"/>
-          </w:tcPr>
-          <w:p>
-            <w:pPr>
-              <w:jc w:val="center"/>
-              <w:rPr>
-                <w:rFonts w:cstheme="minorHAnsi"/>
-                <w:sz w:val="22"/>
-                <w:szCs w:val="22"/>
-              </w:rPr>
-            </w:pPr>
-          </w:p>
-        </w:tc>
-        <w:tc>
-          <w:tcPr>
-            <w:tcW w:w="567" w:type="dxa"/>
-            <w:vAlign w:val="center"/>
-          </w:tcPr>
-          <w:p>
-            <w:pPr>
-              <w:jc w:val="center"/>
-              <w:rPr>
-                <w:rFonts w:cstheme="minorHAnsi"/>
-                <w:sz w:val="22"/>
+                <w:szCs w:val="22"/>
+              </w:rPr>
+            </w:pPr>
+          </w:p>
+        </w:tc>
+        <w:tc>
+          <w:tcPr>
+            <w:tcW w:w="567" w:type="dxa"/>
+            <w:vAlign w:val="center"/>
+          </w:tcPr>
+          <w:p>
+            <w:pPr>
+              <w:jc w:val="center"/>
+              <w:rPr>
+                <w:rFonts w:cstheme="minorHAnsi"/>
+                <w:szCs w:val="22"/>
+              </w:rPr>
+            </w:pPr>
+          </w:p>
+        </w:tc>
+        <w:tc>
+          <w:tcPr>
+            <w:tcW w:w="567" w:type="dxa"/>
+            <w:vAlign w:val="center"/>
+          </w:tcPr>
+          <w:p>
+            <w:pPr>
+              <w:jc w:val="center"/>
+              <w:rPr>
+                <w:rFonts w:cstheme="minorHAnsi"/>
                 <w:szCs w:val="22"/>
               </w:rPr>
             </w:pPr>
@@ -815,16 +728,9 @@
           </w:tcPr>
           <w:p>
             <w:pPr>
-              <w:pStyle w:val="Listenabsatz"/>
-              <w:numPr>
-                <w:ilvl w:val="0"/>
-                <w:numId w:val="1"/>
-              </w:numPr>
-              <w:ind w:left="-112" w:firstLine="112"/>
-              <w:jc w:val="center"/>
-              <w:rPr>
-                <w:rFonts w:cstheme="minorHAnsi"/>
-                <w:sz w:val="22"/>
+              <w:jc w:val="center"/>
+              <w:rPr>
+                <w:rFonts w:cstheme="minorHAnsi"/>
                 <w:szCs w:val="22"/>
               </w:rPr>
             </w:pPr>
@@ -839,7 +745,6 @@
             <w:pPr>
               <w:rPr>
                 <w:rFonts w:cstheme="minorHAnsi"/>
-                <w:sz w:val="22"/>
                 <w:szCs w:val="22"/>
               </w:rPr>
             </w:pPr>
@@ -855,39 +760,36 @@
               <w:jc w:val="center"/>
               <w:rPr>
                 <w:rFonts w:cstheme="minorHAnsi"/>
-                <w:sz w:val="22"/>
-                <w:szCs w:val="22"/>
-              </w:rPr>
-            </w:pPr>
-          </w:p>
-        </w:tc>
-        <w:tc>
-          <w:tcPr>
-            <w:tcW w:w="567" w:type="dxa"/>
-            <w:vAlign w:val="center"/>
-          </w:tcPr>
-          <w:p>
-            <w:pPr>
-              <w:jc w:val="center"/>
-              <w:rPr>
-                <w:rFonts w:cstheme="minorHAnsi"/>
-                <w:sz w:val="22"/>
-                <w:szCs w:val="22"/>
-              </w:rPr>
-            </w:pPr>
-          </w:p>
-        </w:tc>
-        <w:tc>
-          <w:tcPr>
-            <w:tcW w:w="567" w:type="dxa"/>
-            <w:vAlign w:val="center"/>
-          </w:tcPr>
-          <w:p>
-            <w:pPr>
-              <w:jc w:val="center"/>
-              <w:rPr>
-                <w:rFonts w:cstheme="minorHAnsi"/>
-                <w:sz w:val="22"/>
+                <w:szCs w:val="22"/>
+              </w:rPr>
+            </w:pPr>
+          </w:p>
+        </w:tc>
+        <w:tc>
+          <w:tcPr>
+            <w:tcW w:w="567" w:type="dxa"/>
+            <w:vAlign w:val="center"/>
+          </w:tcPr>
+          <w:p>
+            <w:pPr>
+              <w:jc w:val="center"/>
+              <w:rPr>
+                <w:rFonts w:cstheme="minorHAnsi"/>
+                <w:szCs w:val="22"/>
+              </w:rPr>
+            </w:pPr>
+          </w:p>
+        </w:tc>
+        <w:tc>
+          <w:tcPr>
+            <w:tcW w:w="567" w:type="dxa"/>
+            <w:vAlign w:val="center"/>
+          </w:tcPr>
+          <w:p>
+            <w:pPr>
+              <w:jc w:val="center"/>
+              <w:rPr>
+                <w:rFonts w:cstheme="minorHAnsi"/>
                 <w:szCs w:val="22"/>
               </w:rPr>
             </w:pPr>
@@ -905,16 +807,9 @@
           </w:tcPr>
           <w:p>
             <w:pPr>
-              <w:pStyle w:val="Listenabsatz"/>
-              <w:numPr>
-                <w:ilvl w:val="0"/>
-                <w:numId w:val="1"/>
-              </w:numPr>
-              <w:ind w:left="-112" w:firstLine="112"/>
-              <w:jc w:val="center"/>
-              <w:rPr>
-                <w:rFonts w:cstheme="minorHAnsi"/>
-                <w:sz w:val="22"/>
+              <w:jc w:val="center"/>
+              <w:rPr>
+                <w:rFonts w:cstheme="minorHAnsi"/>
                 <w:szCs w:val="22"/>
               </w:rPr>
             </w:pPr>
@@ -929,7 +824,6 @@
             <w:pPr>
               <w:rPr>
                 <w:rFonts w:cstheme="minorHAnsi"/>
-                <w:sz w:val="22"/>
                 <w:szCs w:val="22"/>
               </w:rPr>
             </w:pPr>
@@ -945,39 +839,36 @@
               <w:jc w:val="center"/>
               <w:rPr>
                 <w:rFonts w:cstheme="minorHAnsi"/>
-                <w:sz w:val="22"/>
-                <w:szCs w:val="22"/>
-              </w:rPr>
-            </w:pPr>
-          </w:p>
-        </w:tc>
-        <w:tc>
-          <w:tcPr>
-            <w:tcW w:w="567" w:type="dxa"/>
-            <w:vAlign w:val="center"/>
-          </w:tcPr>
-          <w:p>
-            <w:pPr>
-              <w:jc w:val="center"/>
-              <w:rPr>
-                <w:rFonts w:cstheme="minorHAnsi"/>
-                <w:sz w:val="22"/>
-                <w:szCs w:val="22"/>
-              </w:rPr>
-            </w:pPr>
-          </w:p>
-        </w:tc>
-        <w:tc>
-          <w:tcPr>
-            <w:tcW w:w="567" w:type="dxa"/>
-            <w:vAlign w:val="center"/>
-          </w:tcPr>
-          <w:p>
-            <w:pPr>
-              <w:jc w:val="center"/>
-              <w:rPr>
-                <w:rFonts w:cstheme="minorHAnsi"/>
-                <w:sz w:val="22"/>
+                <w:szCs w:val="22"/>
+              </w:rPr>
+            </w:pPr>
+          </w:p>
+        </w:tc>
+        <w:tc>
+          <w:tcPr>
+            <w:tcW w:w="567" w:type="dxa"/>
+            <w:vAlign w:val="center"/>
+          </w:tcPr>
+          <w:p>
+            <w:pPr>
+              <w:jc w:val="center"/>
+              <w:rPr>
+                <w:rFonts w:cstheme="minorHAnsi"/>
+                <w:szCs w:val="22"/>
+              </w:rPr>
+            </w:pPr>
+          </w:p>
+        </w:tc>
+        <w:tc>
+          <w:tcPr>
+            <w:tcW w:w="567" w:type="dxa"/>
+            <w:vAlign w:val="center"/>
+          </w:tcPr>
+          <w:p>
+            <w:pPr>
+              <w:jc w:val="center"/>
+              <w:rPr>
+                <w:rFonts w:cstheme="minorHAnsi"/>
                 <w:szCs w:val="22"/>
               </w:rPr>
             </w:pPr>
@@ -1002,7 +893,6 @@
                 <w:rFonts w:cstheme="minorHAnsi"/>
                 <w:b/>
                 <w:bCs/>
-                <w:sz w:val="22"/>
                 <w:szCs w:val="22"/>
               </w:rPr>
             </w:pPr>
@@ -1011,7 +901,6 @@
                 <w:rFonts w:eastAsiaTheme="minorEastAsia" w:cstheme="minorHAnsi"/>
                 <w:b/>
                 <w:bCs/>
-                <w:sz w:val="22"/>
                 <w:szCs w:val="22"/>
               </w:rPr>
               <w:t>∑</w:t>
@@ -1035,7 +924,6 @@
                 <w:rFonts w:cstheme="minorHAnsi"/>
                 <w:b/>
                 <w:bCs/>
-                <w:sz w:val="22"/>
                 <w:szCs w:val="22"/>
               </w:rPr>
             </w:pPr>
@@ -1044,7 +932,6 @@
                 <w:rFonts w:cstheme="minorHAnsi"/>
                 <w:b/>
                 <w:bCs/>
-                <w:sz w:val="22"/>
                 <w:szCs w:val="22"/>
               </w:rPr>
               <w:t>&lt;&lt;Note&gt;&gt;</w:t>
@@ -1061,7 +948,6 @@
                 <w:rFonts w:cstheme="minorHAnsi"/>
                 <w:i/>
                 <w:iCs/>
-                <w:sz w:val="22"/>
                 <w:szCs w:val="22"/>
               </w:rPr>
             </w:pPr>
@@ -1070,7 +956,6 @@
                 <w:rFonts w:cstheme="minorHAnsi"/>
                 <w:i/>
                 <w:iCs/>
-                <w:sz w:val="22"/>
                 <w:szCs w:val="22"/>
               </w:rPr>
               <w:t>&lt;&lt;Notentext&gt;&gt;</w:t>
@@ -1088,7 +973,6 @@
               <w:jc w:val="center"/>
               <w:rPr>
                 <w:rFonts w:cstheme="minorHAnsi"/>
-                <w:sz w:val="22"/>
                 <w:szCs w:val="22"/>
               </w:rPr>
             </w:pPr>
@@ -1105,14 +989,12 @@
               <w:jc w:val="center"/>
               <w:rPr>
                 <w:rFonts w:cstheme="minorHAnsi"/>
-                <w:sz w:val="22"/>
                 <w:szCs w:val="22"/>
               </w:rPr>
             </w:pPr>
             <w:r>
               <w:rPr>
                 <w:rFonts w:cstheme="minorHAnsi"/>
-                <w:sz w:val="22"/>
                 <w:szCs w:val="22"/>
               </w:rPr>
               <w:t>&lt;&lt; BE1 &gt;&gt;</w:t>
@@ -1130,14 +1012,12 @@
               <w:jc w:val="center"/>
               <w:rPr>
                 <w:rFonts w:cstheme="minorHAnsi"/>
-                <w:sz w:val="22"/>
                 <w:szCs w:val="22"/>
               </w:rPr>
             </w:pPr>
             <w:r>
               <w:rPr>
                 <w:rFonts w:cstheme="minorHAnsi"/>
-                <w:sz w:val="22"/>
                 <w:szCs w:val="22"/>
               </w:rPr>
               <w:t>&lt;&lt; BE2 &gt;&gt;</w:t>
@@ -1151,7 +1031,6 @@
         <w:spacing w:after="0" w:line="240" w:lineRule="auto"/>
         <w:rPr>
           <w:rFonts w:cstheme="minorHAnsi"/>
-          <w:sz w:val="22"/>
           <w:szCs w:val="22"/>
         </w:rPr>
       </w:pPr>
@@ -1159,17 +1038,15 @@
     <w:p>
       <w:pPr>
         <w:spacing w:after="0" w:line="240" w:lineRule="auto"/>
-        <w:ind w:right="-426"/>
+        <w:ind w:left="-284" w:right="-426"/>
         <w:rPr>
           <w:rFonts w:cstheme="minorHAnsi"/>
-          <w:sz w:val="22"/>
           <w:szCs w:val="22"/>
         </w:rPr>
       </w:pPr>
       <w:r>
         <w:rPr>
           <w:rFonts w:cstheme="minorHAnsi"/>
-          <w:sz w:val="22"/>
           <w:szCs w:val="22"/>
         </w:rPr>
         <w:t>&lt;&lt;Kommentar&gt;&gt;</w:t>
@@ -1180,7 +1057,6 @@
         <w:jc w:val="both"/>
         <w:rPr>
           <w:rFonts w:cstheme="minorHAnsi"/>
-          <w:sz w:val="22"/>
           <w:szCs w:val="22"/>
         </w:rPr>
       </w:pPr>
@@ -1229,14 +1105,12 @@
       <w:jc w:val="right"/>
       <w:rPr>
         <w:rFonts w:cstheme="minorHAnsi"/>
-        <w:sz w:val="22"/>
         <w:szCs w:val="22"/>
       </w:rPr>
     </w:pPr>
     <w:r>
       <w:rPr>
-        <w:sz w:val="22"/>
-        <w:szCs w:val="36"/>
+        <w:szCs w:val="22"/>
       </w:rPr>
       <w:t>&lt;&lt;Ort&gt;&gt;, den &lt;&lt;Datum&gt;&gt;</w:t>
     </w:r>
@@ -1436,7 +1310,6 @@
       <w:pStyle w:val="Kopfzeile"/>
       <w:rPr>
         <w:rFonts w:cstheme="minorHAnsi"/>
-        <w:sz w:val="22"/>
         <w:szCs w:val="22"/>
       </w:rPr>
     </w:pPr>
@@ -2056,7 +1929,10 @@
   <w:style w:type="paragraph" w:default="1" w:styleId="Standard">
     <w:name w:val="Normal"/>
     <w:qFormat/>
-    <w:rsid w:val="009A48EE"/>
+    <w:rsid w:val="008C13FC"/>
+    <w:rPr>
+      <w:sz w:val="22"/>
+    </w:rPr>
   </w:style>
   <w:style w:type="paragraph" w:styleId="berschrift1">
     <w:name w:val="heading 1"/>
@@ -2653,7 +2529,6 @@
     </w:pPr>
     <w:rPr>
       <w:rFonts w:eastAsia="Times New Roman" w:cs="Arial"/>
-      <w:sz w:val="22"/>
       <w:szCs w:val="22"/>
       <w:lang w:eastAsia="de-DE"/>
       <w14:ligatures w14:val="none"/>

--- a/src/modules/planning/expectation-horizon-template.docx
+++ b/src/modules/planning/expectation-horizon-template.docx
@@ -1062,8 +1062,12 @@
       </w:pPr>
     </w:p>
     <w:sectPr>
-      <w:headerReference w:type="default" r:id="rId7"/>
-      <w:footerReference w:type="default" r:id="rId8"/>
+      <w:headerReference w:type="even" r:id="rId7"/>
+      <w:headerReference w:type="default" r:id="rId8"/>
+      <w:footerReference w:type="even" r:id="rId9"/>
+      <w:footerReference w:type="default" r:id="rId10"/>
+      <w:headerReference w:type="first" r:id="rId11"/>
+      <w:footerReference w:type="first" r:id="rId12"/>
       <w:pgSz w:w="11906" w:h="16838"/>
       <w:pgMar w:top="1417" w:right="1417" w:bottom="1134" w:left="1417" w:header="709" w:footer="709" w:gutter="0"/>
       <w:cols w:space="708"/>
@@ -1102,6 +1106,16 @@
 <w:ftr xmlns:wpc="http://schemas.microsoft.com/office/word/2010/wordprocessingCanvas" xmlns:cx="http://schemas.microsoft.com/office/drawing/2014/chartex" xmlns:cx1="http://schemas.microsoft.com/office/drawing/2015/9/8/chartex" xmlns:cx2="http://schemas.microsoft.com/office/drawing/2015/10/21/chartex" xmlns:cx3="http://schemas.microsoft.com/office/drawing/2016/5/9/chartex" xmlns:cx4="http://schemas.microsoft.com/office/drawing/2016/5/10/chartex" xmlns:cx5="http://schemas.microsoft.com/office/drawing/2016/5/11/chartex" xmlns:cx6="http://schemas.microsoft.com/office/drawing/2016/5/12/chartex" xmlns:cx7="http://schemas.microsoft.com/office/drawing/2016/5/13/chartex" xmlns:cx8="http://schemas.microsoft.com/office/drawing/2016/5/14/chartex" xmlns:mc="http://schemas.openxmlformats.org/markup-compatibility/2006" xmlns:aink="http://schemas.microsoft.com/office/drawing/2016/ink" xmlns:am3d="http://schemas.microsoft.com/office/drawing/2017/model3d" xmlns:o="urn:schemas-microsoft-com:office:office" xmlns:oel="http://schemas.microsoft.com/office/2019/extlst" xmlns:r="http://schemas.openxmlformats.org/officeDocument/2006/relationships" xmlns:m="http://schemas.openxmlformats.org/officeDocument/2006/math" xmlns:v="urn:schemas-microsoft-com:vml" xmlns:wp14="http://schemas.microsoft.com/office/word/2010/wordprocessingDrawing" xmlns:wp="http://schemas.openxmlformats.org/drawingml/2006/wordprocessingDrawing" xmlns:w10="urn:schemas-microsoft-com:office:word" xmlns:w="http://schemas.openxmlformats.org/wordprocessingml/2006/main" xmlns:w14="http://schemas.microsoft.com/office/word/2010/wordml" xmlns:w15="http://schemas.microsoft.com/office/word/2012/wordml" xmlns:w16cex="http://schemas.microsoft.com/office/word/2018/wordml/cex" xmlns:w16cid="http://schemas.microsoft.com/office/word/2016/wordml/cid" xmlns:w16="http://schemas.microsoft.com/office/word/2018/wordml" xmlns:w16du="http://schemas.microsoft.com/office/word/2023/wordml/word16du" xmlns:w16sdtdh="http://schemas.microsoft.com/office/word/2020/wordml/sdtdatahash" xmlns:w16sdtfl="http://schemas.microsoft.com/office/word/2024/wordml/sdtformatlock" xmlns:w16se="http://schemas.microsoft.com/office/word/2015/wordml/symex" xmlns:wpg="http://schemas.microsoft.com/office/word/2010/wordprocessingGroup" xmlns:wpi="http://schemas.microsoft.com/office/word/2010/wordprocessingInk" xmlns:wne="http://schemas.microsoft.com/office/word/2006/wordml" xmlns:wps="http://schemas.microsoft.com/office/word/2010/wordprocessingShape" mc:Ignorable="w14 w15 w16se w16cid w16 w16cex w16sdtdh w16sdtfl w16du wp14">
   <w:p>
     <w:pPr>
+      <w:pStyle w:val="Fuzeile"/>
+    </w:pPr>
+  </w:p>
+</w:ftr>
+</file>
+
+<file path=word/footer2.xml><?xml version="1.0" encoding="utf-8"?>
+<w:ftr xmlns:wpc="http://schemas.microsoft.com/office/word/2010/wordprocessingCanvas" xmlns:cx="http://schemas.microsoft.com/office/drawing/2014/chartex" xmlns:cx1="http://schemas.microsoft.com/office/drawing/2015/9/8/chartex" xmlns:cx2="http://schemas.microsoft.com/office/drawing/2015/10/21/chartex" xmlns:cx3="http://schemas.microsoft.com/office/drawing/2016/5/9/chartex" xmlns:cx4="http://schemas.microsoft.com/office/drawing/2016/5/10/chartex" xmlns:cx5="http://schemas.microsoft.com/office/drawing/2016/5/11/chartex" xmlns:cx6="http://schemas.microsoft.com/office/drawing/2016/5/12/chartex" xmlns:cx7="http://schemas.microsoft.com/office/drawing/2016/5/13/chartex" xmlns:cx8="http://schemas.microsoft.com/office/drawing/2016/5/14/chartex" xmlns:mc="http://schemas.openxmlformats.org/markup-compatibility/2006" xmlns:aink="http://schemas.microsoft.com/office/drawing/2016/ink" xmlns:am3d="http://schemas.microsoft.com/office/drawing/2017/model3d" xmlns:o="urn:schemas-microsoft-com:office:office" xmlns:oel="http://schemas.microsoft.com/office/2019/extlst" xmlns:r="http://schemas.openxmlformats.org/officeDocument/2006/relationships" xmlns:m="http://schemas.openxmlformats.org/officeDocument/2006/math" xmlns:v="urn:schemas-microsoft-com:vml" xmlns:wp14="http://schemas.microsoft.com/office/word/2010/wordprocessingDrawing" xmlns:wp="http://schemas.openxmlformats.org/drawingml/2006/wordprocessingDrawing" xmlns:w10="urn:schemas-microsoft-com:office:word" xmlns:w="http://schemas.openxmlformats.org/wordprocessingml/2006/main" xmlns:w14="http://schemas.microsoft.com/office/word/2010/wordml" xmlns:w15="http://schemas.microsoft.com/office/word/2012/wordml" xmlns:w16cex="http://schemas.microsoft.com/office/word/2018/wordml/cex" xmlns:w16cid="http://schemas.microsoft.com/office/word/2016/wordml/cid" xmlns:w16="http://schemas.microsoft.com/office/word/2018/wordml" xmlns:w16du="http://schemas.microsoft.com/office/word/2023/wordml/word16du" xmlns:w16sdtdh="http://schemas.microsoft.com/office/word/2020/wordml/sdtdatahash" xmlns:w16sdtfl="http://schemas.microsoft.com/office/word/2024/wordml/sdtformatlock" xmlns:w16se="http://schemas.microsoft.com/office/word/2015/wordml/symex" xmlns:wpg="http://schemas.microsoft.com/office/word/2010/wordprocessingGroup" xmlns:wpi="http://schemas.microsoft.com/office/word/2010/wordprocessingInk" xmlns:wne="http://schemas.microsoft.com/office/word/2006/wordml" xmlns:wps="http://schemas.microsoft.com/office/word/2010/wordprocessingShape" mc:Ignorable="w14 w15 w16se w16cid w16 w16cex w16sdtdh w16sdtfl w16du wp14">
+  <w:p>
+    <w:pPr>
       <w:jc w:val="right"/>
       <w:rPr>
         <w:rFonts w:cstheme="minorHAnsi"/>
@@ -1114,6 +1128,16 @@
       </w:rPr>
       <w:t>&lt;&lt;Ort&gt;&gt;, den &lt;&lt;Datum&gt;&gt;</w:t>
     </w:r>
+  </w:p>
+</w:ftr>
+</file>
+
+<file path=word/footer3.xml><?xml version="1.0" encoding="utf-8"?>
+<w:ftr xmlns:wpc="http://schemas.microsoft.com/office/word/2010/wordprocessingCanvas" xmlns:cx="http://schemas.microsoft.com/office/drawing/2014/chartex" xmlns:cx1="http://schemas.microsoft.com/office/drawing/2015/9/8/chartex" xmlns:cx2="http://schemas.microsoft.com/office/drawing/2015/10/21/chartex" xmlns:cx3="http://schemas.microsoft.com/office/drawing/2016/5/9/chartex" xmlns:cx4="http://schemas.microsoft.com/office/drawing/2016/5/10/chartex" xmlns:cx5="http://schemas.microsoft.com/office/drawing/2016/5/11/chartex" xmlns:cx6="http://schemas.microsoft.com/office/drawing/2016/5/12/chartex" xmlns:cx7="http://schemas.microsoft.com/office/drawing/2016/5/13/chartex" xmlns:cx8="http://schemas.microsoft.com/office/drawing/2016/5/14/chartex" xmlns:mc="http://schemas.openxmlformats.org/markup-compatibility/2006" xmlns:aink="http://schemas.microsoft.com/office/drawing/2016/ink" xmlns:am3d="http://schemas.microsoft.com/office/drawing/2017/model3d" xmlns:o="urn:schemas-microsoft-com:office:office" xmlns:oel="http://schemas.microsoft.com/office/2019/extlst" xmlns:r="http://schemas.openxmlformats.org/officeDocument/2006/relationships" xmlns:m="http://schemas.openxmlformats.org/officeDocument/2006/math" xmlns:v="urn:schemas-microsoft-com:vml" xmlns:wp14="http://schemas.microsoft.com/office/word/2010/wordprocessingDrawing" xmlns:wp="http://schemas.openxmlformats.org/drawingml/2006/wordprocessingDrawing" xmlns:w10="urn:schemas-microsoft-com:office:word" xmlns:w="http://schemas.openxmlformats.org/wordprocessingml/2006/main" xmlns:w14="http://schemas.microsoft.com/office/word/2010/wordml" xmlns:w15="http://schemas.microsoft.com/office/word/2012/wordml" xmlns:w16cex="http://schemas.microsoft.com/office/word/2018/wordml/cex" xmlns:w16cid="http://schemas.microsoft.com/office/word/2016/wordml/cid" xmlns:w16="http://schemas.microsoft.com/office/word/2018/wordml" xmlns:w16du="http://schemas.microsoft.com/office/word/2023/wordml/word16du" xmlns:w16sdtdh="http://schemas.microsoft.com/office/word/2020/wordml/sdtdatahash" xmlns:w16sdtfl="http://schemas.microsoft.com/office/word/2024/wordml/sdtformatlock" xmlns:w16se="http://schemas.microsoft.com/office/word/2015/wordml/symex" xmlns:wpg="http://schemas.microsoft.com/office/word/2010/wordprocessingGroup" xmlns:wpi="http://schemas.microsoft.com/office/word/2010/wordprocessingInk" xmlns:wne="http://schemas.microsoft.com/office/word/2006/wordml" xmlns:wps="http://schemas.microsoft.com/office/word/2010/wordprocessingShape" mc:Ignorable="w14 w15 w16se w16cid w16 w16cex w16sdtdh w16sdtfl w16du wp14">
+  <w:p>
+    <w:pPr>
+      <w:pStyle w:val="Fuzeile"/>
+    </w:pPr>
   </w:p>
 </w:ftr>
 </file>
@@ -1144,6 +1168,16 @@
 </file>
 
 <file path=word/header1.xml><?xml version="1.0" encoding="utf-8"?>
+<w:hdr xmlns:wpc="http://schemas.microsoft.com/office/word/2010/wordprocessingCanvas" xmlns:cx="http://schemas.microsoft.com/office/drawing/2014/chartex" xmlns:cx1="http://schemas.microsoft.com/office/drawing/2015/9/8/chartex" xmlns:cx2="http://schemas.microsoft.com/office/drawing/2015/10/21/chartex" xmlns:cx3="http://schemas.microsoft.com/office/drawing/2016/5/9/chartex" xmlns:cx4="http://schemas.microsoft.com/office/drawing/2016/5/10/chartex" xmlns:cx5="http://schemas.microsoft.com/office/drawing/2016/5/11/chartex" xmlns:cx6="http://schemas.microsoft.com/office/drawing/2016/5/12/chartex" xmlns:cx7="http://schemas.microsoft.com/office/drawing/2016/5/13/chartex" xmlns:cx8="http://schemas.microsoft.com/office/drawing/2016/5/14/chartex" xmlns:mc="http://schemas.openxmlformats.org/markup-compatibility/2006" xmlns:aink="http://schemas.microsoft.com/office/drawing/2016/ink" xmlns:am3d="http://schemas.microsoft.com/office/drawing/2017/model3d" xmlns:o="urn:schemas-microsoft-com:office:office" xmlns:oel="http://schemas.microsoft.com/office/2019/extlst" xmlns:r="http://schemas.openxmlformats.org/officeDocument/2006/relationships" xmlns:m="http://schemas.openxmlformats.org/officeDocument/2006/math" xmlns:v="urn:schemas-microsoft-com:vml" xmlns:wp14="http://schemas.microsoft.com/office/word/2010/wordprocessingDrawing" xmlns:wp="http://schemas.openxmlformats.org/drawingml/2006/wordprocessingDrawing" xmlns:w10="urn:schemas-microsoft-com:office:word" xmlns:w="http://schemas.openxmlformats.org/wordprocessingml/2006/main" xmlns:w14="http://schemas.microsoft.com/office/word/2010/wordml" xmlns:w15="http://schemas.microsoft.com/office/word/2012/wordml" xmlns:w16cex="http://schemas.microsoft.com/office/word/2018/wordml/cex" xmlns:w16cid="http://schemas.microsoft.com/office/word/2016/wordml/cid" xmlns:w16="http://schemas.microsoft.com/office/word/2018/wordml" xmlns:w16du="http://schemas.microsoft.com/office/word/2023/wordml/word16du" xmlns:w16sdtdh="http://schemas.microsoft.com/office/word/2020/wordml/sdtdatahash" xmlns:w16sdtfl="http://schemas.microsoft.com/office/word/2024/wordml/sdtformatlock" xmlns:w16se="http://schemas.microsoft.com/office/word/2015/wordml/symex" xmlns:wpg="http://schemas.microsoft.com/office/word/2010/wordprocessingGroup" xmlns:wpi="http://schemas.microsoft.com/office/word/2010/wordprocessingInk" xmlns:wne="http://schemas.microsoft.com/office/word/2006/wordml" xmlns:wps="http://schemas.microsoft.com/office/word/2010/wordprocessingShape" mc:Ignorable="w14 w15 w16se w16cid w16 w16cex w16sdtdh w16sdtfl w16du wp14">
+  <w:p>
+    <w:pPr>
+      <w:pStyle w:val="Kopfzeile"/>
+    </w:pPr>
+  </w:p>
+</w:hdr>
+</file>
+
+<file path=word/header2.xml><?xml version="1.0" encoding="utf-8"?>
 <w:hdr xmlns:wpc="http://schemas.microsoft.com/office/word/2010/wordprocessingCanvas" xmlns:cx="http://schemas.microsoft.com/office/drawing/2014/chartex" xmlns:cx1="http://schemas.microsoft.com/office/drawing/2015/9/8/chartex" xmlns:cx2="http://schemas.microsoft.com/office/drawing/2015/10/21/chartex" xmlns:cx3="http://schemas.microsoft.com/office/drawing/2016/5/9/chartex" xmlns:cx4="http://schemas.microsoft.com/office/drawing/2016/5/10/chartex" xmlns:cx5="http://schemas.microsoft.com/office/drawing/2016/5/11/chartex" xmlns:cx6="http://schemas.microsoft.com/office/drawing/2016/5/12/chartex" xmlns:cx7="http://schemas.microsoft.com/office/drawing/2016/5/13/chartex" xmlns:cx8="http://schemas.microsoft.com/office/drawing/2016/5/14/chartex" xmlns:mc="http://schemas.openxmlformats.org/markup-compatibility/2006" xmlns:aink="http://schemas.microsoft.com/office/drawing/2016/ink" xmlns:am3d="http://schemas.microsoft.com/office/drawing/2017/model3d" xmlns:o="urn:schemas-microsoft-com:office:office" xmlns:oel="http://schemas.microsoft.com/office/2019/extlst" xmlns:r="http://schemas.openxmlformats.org/officeDocument/2006/relationships" xmlns:m="http://schemas.openxmlformats.org/officeDocument/2006/math" xmlns:v="urn:schemas-microsoft-com:vml" xmlns:wp14="http://schemas.microsoft.com/office/word/2010/wordprocessingDrawing" xmlns:wp="http://schemas.openxmlformats.org/drawingml/2006/wordprocessingDrawing" xmlns:w10="urn:schemas-microsoft-com:office:word" xmlns:w="http://schemas.openxmlformats.org/wordprocessingml/2006/main" xmlns:w14="http://schemas.microsoft.com/office/word/2010/wordml" xmlns:w15="http://schemas.microsoft.com/office/word/2012/wordml" xmlns:w16cex="http://schemas.microsoft.com/office/word/2018/wordml/cex" xmlns:w16cid="http://schemas.microsoft.com/office/word/2016/wordml/cid" xmlns:w16="http://schemas.microsoft.com/office/word/2018/wordml" xmlns:w16du="http://schemas.microsoft.com/office/word/2023/wordml/word16du" xmlns:w16sdtdh="http://schemas.microsoft.com/office/word/2020/wordml/sdtdatahash" xmlns:w16sdtfl="http://schemas.microsoft.com/office/word/2024/wordml/sdtformatlock" xmlns:w16se="http://schemas.microsoft.com/office/word/2015/wordml/symex" xmlns:wpg="http://schemas.microsoft.com/office/word/2010/wordprocessingGroup" xmlns:wpi="http://schemas.microsoft.com/office/word/2010/wordprocessingInk" xmlns:wne="http://schemas.microsoft.com/office/word/2006/wordml" xmlns:wps="http://schemas.microsoft.com/office/word/2010/wordprocessingShape" mc:Ignorable="w14 w15 w16se w16cid w16 w16cex w16sdtdh w16sdtfl w16du wp14">
   <w:tbl>
     <w:tblPr>
@@ -1186,11 +1220,13 @@
             <w:pStyle w:val="ZAKopfzeile"/>
             <w:rPr>
               <w:rFonts w:cstheme="minorHAnsi"/>
+              <w:color w:val="000000" w:themeColor="text1"/>
             </w:rPr>
           </w:pPr>
           <w:r>
             <w:rPr>
               <w:rFonts w:cstheme="minorHAnsi"/>
+              <w:color w:val="000000" w:themeColor="text1"/>
             </w:rPr>
             <w:t>Schriftliche Arbeit &lt;&lt;JG&gt;&gt;</w:t>
           </w:r>
@@ -1213,11 +1249,13 @@
             <w:jc w:val="center"/>
             <w:rPr>
               <w:rFonts w:cstheme="minorHAnsi"/>
+              <w:color w:val="000000" w:themeColor="text1"/>
             </w:rPr>
           </w:pPr>
           <w:r>
             <w:rPr>
               <w:rFonts w:cstheme="minorHAnsi"/>
+              <w:color w:val="000000" w:themeColor="text1"/>
             </w:rPr>
             <w:t>&lt;&lt;Fach&gt;&gt;</w:t>
           </w:r>
@@ -1239,11 +1277,13 @@
             <w:jc w:val="right"/>
             <w:rPr>
               <w:rFonts w:cstheme="minorHAnsi"/>
+              <w:color w:val="000000" w:themeColor="text1"/>
             </w:rPr>
           </w:pPr>
           <w:r>
             <w:rPr>
               <w:rFonts w:cstheme="minorHAnsi"/>
+              <w:color w:val="000000" w:themeColor="text1"/>
             </w:rPr>
             <w:t>Erwartungshorizont</w:t>
           </w:r>
@@ -1270,11 +1310,13 @@
             <w:pStyle w:val="ZAKopfzeile"/>
             <w:rPr>
               <w:rFonts w:cstheme="minorHAnsi"/>
+              <w:color w:val="000000" w:themeColor="text1"/>
             </w:rPr>
           </w:pPr>
           <w:r>
             <w:rPr>
               <w:rFonts w:cstheme="minorHAnsi"/>
+              <w:color w:val="000000" w:themeColor="text1"/>
             </w:rPr>
             <w:t>Thema: &lt;&lt;Thema&gt;&gt;</w:t>
           </w:r>
@@ -1293,11 +1335,13 @@
             <w:jc w:val="right"/>
             <w:rPr>
               <w:rFonts w:cstheme="minorHAnsi"/>
+              <w:color w:val="000000" w:themeColor="text1"/>
             </w:rPr>
           </w:pPr>
           <w:r>
             <w:rPr>
               <w:rFonts w:cstheme="minorHAnsi"/>
+              <w:color w:val="000000" w:themeColor="text1"/>
             </w:rPr>
             <w:t>Prüfling: &lt;&lt;Name&gt;&gt;</w:t>
           </w:r>
@@ -1312,6 +1356,16 @@
         <w:rFonts w:cstheme="minorHAnsi"/>
         <w:szCs w:val="22"/>
       </w:rPr>
+    </w:pPr>
+  </w:p>
+</w:hdr>
+</file>
+
+<file path=word/header3.xml><?xml version="1.0" encoding="utf-8"?>
+<w:hdr xmlns:wpc="http://schemas.microsoft.com/office/word/2010/wordprocessingCanvas" xmlns:cx="http://schemas.microsoft.com/office/drawing/2014/chartex" xmlns:cx1="http://schemas.microsoft.com/office/drawing/2015/9/8/chartex" xmlns:cx2="http://schemas.microsoft.com/office/drawing/2015/10/21/chartex" xmlns:cx3="http://schemas.microsoft.com/office/drawing/2016/5/9/chartex" xmlns:cx4="http://schemas.microsoft.com/office/drawing/2016/5/10/chartex" xmlns:cx5="http://schemas.microsoft.com/office/drawing/2016/5/11/chartex" xmlns:cx6="http://schemas.microsoft.com/office/drawing/2016/5/12/chartex" xmlns:cx7="http://schemas.microsoft.com/office/drawing/2016/5/13/chartex" xmlns:cx8="http://schemas.microsoft.com/office/drawing/2016/5/14/chartex" xmlns:mc="http://schemas.openxmlformats.org/markup-compatibility/2006" xmlns:aink="http://schemas.microsoft.com/office/drawing/2016/ink" xmlns:am3d="http://schemas.microsoft.com/office/drawing/2017/model3d" xmlns:o="urn:schemas-microsoft-com:office:office" xmlns:oel="http://schemas.microsoft.com/office/2019/extlst" xmlns:r="http://schemas.openxmlformats.org/officeDocument/2006/relationships" xmlns:m="http://schemas.openxmlformats.org/officeDocument/2006/math" xmlns:v="urn:schemas-microsoft-com:vml" xmlns:wp14="http://schemas.microsoft.com/office/word/2010/wordprocessingDrawing" xmlns:wp="http://schemas.openxmlformats.org/drawingml/2006/wordprocessingDrawing" xmlns:w10="urn:schemas-microsoft-com:office:word" xmlns:w="http://schemas.openxmlformats.org/wordprocessingml/2006/main" xmlns:w14="http://schemas.microsoft.com/office/word/2010/wordml" xmlns:w15="http://schemas.microsoft.com/office/word/2012/wordml" xmlns:w16cex="http://schemas.microsoft.com/office/word/2018/wordml/cex" xmlns:w16cid="http://schemas.microsoft.com/office/word/2016/wordml/cid" xmlns:w16="http://schemas.microsoft.com/office/word/2018/wordml" xmlns:w16du="http://schemas.microsoft.com/office/word/2023/wordml/word16du" xmlns:w16sdtdh="http://schemas.microsoft.com/office/word/2020/wordml/sdtdatahash" xmlns:w16sdtfl="http://schemas.microsoft.com/office/word/2024/wordml/sdtformatlock" xmlns:w16se="http://schemas.microsoft.com/office/word/2015/wordml/symex" xmlns:wpg="http://schemas.microsoft.com/office/word/2010/wordprocessingGroup" xmlns:wpi="http://schemas.microsoft.com/office/word/2010/wordprocessingInk" xmlns:wne="http://schemas.microsoft.com/office/word/2006/wordml" xmlns:wps="http://schemas.microsoft.com/office/word/2010/wordprocessingShape" mc:Ignorable="w14 w15 w16se w16cid w16 w16cex w16sdtdh w16sdtfl w16du wp14">
+  <w:p>
+    <w:pPr>
+      <w:pStyle w:val="Kopfzeile"/>
     </w:pPr>
   </w:p>
 </w:hdr>

--- a/src/modules/planning/expectation-horizon-template.docx
+++ b/src/modules/planning/expectation-horizon-template.docx
@@ -1054,12 +1054,30 @@
     </w:p>
     <w:p>
       <w:pPr>
-        <w:jc w:val="both"/>
+        <w:spacing w:after="0" w:line="240" w:lineRule="auto"/>
+        <w:ind w:left="-284" w:right="-426"/>
         <w:rPr>
           <w:rFonts w:cstheme="minorHAnsi"/>
           <w:szCs w:val="22"/>
         </w:rPr>
       </w:pPr>
+    </w:p>
+    <w:p>
+      <w:pPr>
+        <w:spacing w:after="0" w:line="240" w:lineRule="auto"/>
+        <w:ind w:left="-284" w:right="-426"/>
+        <w:rPr>
+          <w:rFonts w:cstheme="minorHAnsi"/>
+          <w:szCs w:val="22"/>
+        </w:rPr>
+      </w:pPr>
+      <w:r>
+        <w:rPr>
+          <w:rFonts w:cstheme="minorHAnsi"/>
+          <w:szCs w:val="22"/>
+        </w:rPr>
+        <w:t>&lt;&lt;Prozentrang&gt;&gt;</w:t>
+      </w:r>
     </w:p>
     <w:sectPr>
       <w:headerReference w:type="even" r:id="rId7"/>

--- a/src/modules/planning/expectation-horizon-template.docx
+++ b/src/modules/planning/expectation-horizon-template.docx
@@ -1061,6 +1061,13 @@
           <w:szCs w:val="22"/>
         </w:rPr>
       </w:pPr>
+      <w:r>
+        <w:rPr>
+          <w:rFonts w:cstheme="minorHAnsi"/>
+          <w:szCs w:val="22"/>
+        </w:rPr>
+        <w:t>&lt;&lt;Prozentgrenzen&gt;&gt;</w:t>
+      </w:r>
     </w:p>
     <w:p>
       <w:pPr>
